--- a/word_reports/위치_745_Various Artists_세계애창곡레코드 Vol. 9.docx
+++ b/word_reports/위치_745_Various Artists_세계애창곡레코드 Vol. 9.docx
@@ -4,7 +4,7 @@
   <w:body>
     <w:p>
       <w:pPr>
-        <w:spacing w:after="280"/>
+        <w:spacing w:after="80"/>
       </w:pPr>
       <w:r>
         <w:rPr w:rFonts="맑은 고딕">
@@ -13,94 +13,47 @@
           <w:color w:val="1E3A8A"/>
           <w:sz w:val="30"/>
         </w:rPr>
-        <w:t>[745] Various Artists - 세계애창곡레코드 Vol. 9</w:t>
+        <w:t>Various Artists - 세계애창곡레코드 Vol. 8</w:t>
       </w:r>
     </w:p>
     <w:p>
       <w:pPr>
-        <w:spacing w:after="320"/>
+        <w:spacing w:after="240"/>
       </w:pPr>
       <w:r>
         <w:rPr w:rFonts="맑은 고딕">
           <w:rFonts w:ascii="맑은 고딕" w:hAnsi="맑은 고딕" w:eastAsia="맑은 고딕"/>
           <w:b/>
-          <w:sz w:val="20"/>
+          <w:color w:val="4B5563"/>
+          <w:sz w:val="22"/>
         </w:rPr>
-        <w:t>■ 위치 : 745</w:t>
-        <w:br/>
-      </w:r>
-      <w:r>
-        <w:rPr w:rFonts="맑은 고딕">
-          <w:rFonts w:ascii="맑은 고딕" w:hAnsi="맑은 고딕" w:eastAsia="맑은 고딕"/>
-          <w:b/>
-          <w:sz w:val="20"/>
-        </w:rPr>
-        <w:t>■ 아티스트 : Various Artists</w:t>
-        <w:br/>
-      </w:r>
-      <w:r>
-        <w:rPr w:rFonts="맑은 고딕">
-          <w:rFonts w:ascii="맑은 고딕" w:hAnsi="맑은 고딕" w:eastAsia="맑은 고딕"/>
-          <w:b/>
-          <w:sz w:val="20"/>
-        </w:rPr>
-        <w:t>■ 앨범명 : 세계애창곡레코드 Vol. 9</w:t>
-        <w:br/>
-      </w:r>
-      <w:r>
-        <w:rPr w:rFonts="맑은 고딕">
-          <w:rFonts w:ascii="맑은 고딕" w:hAnsi="맑은 고딕" w:eastAsia="맑은 고딕"/>
-          <w:b w:val="0"/>
-          <w:sz w:val="20"/>
-        </w:rPr>
-        <w:t>■ 음반 레이블 : 성음제작소 (Sung Eum Ltd.) / Decca</w:t>
-        <w:br/>
-      </w:r>
-      <w:r>
-        <w:rPr w:rFonts="맑은 고딕">
-          <w:rFonts w:ascii="맑은 고딕" w:hAnsi="맑은 고딕" w:eastAsia="맑은 고딕"/>
-          <w:b w:val="0"/>
-          <w:sz w:val="20"/>
-        </w:rPr>
-        <w:t>■ 발매년도 : 1978</w:t>
-        <w:br/>
-      </w:r>
-      <w:r>
-        <w:rPr w:rFonts="맑은 고딕">
-          <w:rFonts w:ascii="맑은 고딕" w:hAnsi="맑은 고딕" w:eastAsia="맑은 고딕"/>
-          <w:b w:val="0"/>
-          <w:sz w:val="20"/>
-        </w:rPr>
-        <w:t>■ 장르 : 클래식 / 성악 / 세계 민요 (Classic / Vocal / World Folk)</w:t>
-        <w:br/>
-      </w:r>
-      <w:r>
-        <w:rPr w:rFonts="맑은 고딕">
-          <w:rFonts w:ascii="맑은 고딕" w:hAnsi="맑은 고딕" w:eastAsia="맑은 고딕"/>
-          <w:b w:val="0"/>
-          <w:sz w:val="20"/>
-        </w:rPr>
-        <w:t>■ 주요 수록곡 : 1. 산타 루치아 (Santa Lucia) - 나폴리 민요</w:t>
-        <w:br/>
+        <w:t>위치 :  745</w:t>
       </w:r>
     </w:p>
     <w:p>
       <w:pPr>
-        <w:spacing w:after="160"/>
+        <w:spacing w:line="324" w:lineRule="auto" w:before="80" w:after="160"/>
       </w:pPr>
       <w:r>
         <w:rPr w:rFonts="맑은 고딕">
           <w:rFonts w:ascii="맑은 고딕" w:hAnsi="맑은 고딕" w:eastAsia="맑은 고딕"/>
           <w:b/>
           <w:color w:val="1F2937"/>
-          <w:sz w:val="24"/>
+          <w:sz w:val="22"/>
         </w:rPr>
-        <w:t>■ 음반 해설 및 감상 가이드</w:t>
+        <w:t xml:space="preserve">[음반 소개] </w:t>
+      </w:r>
+      <w:r>
+        <w:rPr w:rFonts="맑은 고딕">
+          <w:rFonts w:ascii="맑은 고딕" w:hAnsi="맑은 고딕" w:eastAsia="맑은 고딕"/>
+          <w:b w:val="0"/>
+          <w:sz w:val="21"/>
+        </w:rPr>
       </w:r>
     </w:p>
     <w:p>
       <w:pPr>
-        <w:spacing w:line="312" w:lineRule="auto" w:after="120"/>
+        <w:spacing w:line="324" w:lineRule="auto" w:after="120"/>
       </w:pPr>
       <w:r>
         <w:rPr w:rFonts="맑은 고딕">
@@ -108,51 +61,516 @@
           <w:b w:val="0"/>
           <w:sz w:val="21"/>
         </w:rPr>
-        <w:t>1970년대 후반, 음악적 풍요로움을 갈망하던 국내 음악 애호가들에게 《세계애창곡레코드》 시리즈는 서양 음악의 다채로운 정수를 안방까지 전해준 아날로그 음반사의 소중한 유산입니다. 본 9권(Vol. 9)은 시대를 뛰어넘어 전 세계인들의 가슴을 울려온 각국의 명선율과 민요, 그리고 불후의 가곡들을 엄선하여 담아내었습니다. 당대 최고의 레코딩 기술과 라이선스 기획으로 제작된 이 앨범은 단순한 컴필레이션을 넘어, 한 시대를 풍미했던 유럽과 서구 세계의 서정성을 한자리에 모은 고전적 가치를 지니고 있습니다.</w:t>
+        <w:t>국경과 시대를 초월하여 인류의 보편적인 정서와 낭만을 어루만져 온 불멸의 멜로디들이 한 장의 아날로그 바이닐 위에 고즈넉하게 내려앉아 있습니다. 본 음반은 클래식 가곡의 기품 있는 선율부터 전 세계 음악 팬들의 가슴을 적신 정통 에버그린 팝과 세계 민요의 서정을 아우르며 지친 일상에 깊은 서정적 휴식을 건넵니다. 턴테이블의 바늘이 미세한 소리골을 스치는 순간, 잊고 지냈던 유년의 아련한 추억과 지나간 시절의 낭만적인 풍경이 눈앞에 파노라마처럼 펼쳐집니다. 시대를 뛰어넘어 음악이 지닌 가장 순수하고 진솔한 감동의 정수를 전해주는, 그 시절 감성의 소중한 아카이브입니다.</w:t>
       </w:r>
     </w:p>
     <w:p>
       <w:pPr>
-        <w:spacing w:line="312" w:lineRule="auto" w:after="120"/>
+        <w:spacing w:line="324" w:lineRule="auto" w:before="200" w:after="80"/>
       </w:pPr>
+      <w:r>
+        <w:rPr w:rFonts="맑은 고딕">
+          <w:rFonts w:ascii="맑은 고딕" w:hAnsi="맑은 고딕" w:eastAsia="맑은 고딕"/>
+          <w:b/>
+          <w:color w:val="1E3A8A"/>
+          <w:sz w:val="24"/>
+        </w:rPr>
+        <w:t>1. 음반 데이터</w:t>
+      </w:r>
+    </w:p>
+    <w:p>
+      <w:pPr>
+        <w:spacing w:line="324" w:lineRule="auto" w:after="80"/>
+      </w:pPr>
+      <w:r>
+        <w:rPr w:rFonts="맑은 고딕">
+          <w:rFonts w:ascii="맑은 고딕" w:hAnsi="맑은 고딕" w:eastAsia="맑은 고딕"/>
+          <w:b w:val="0"/>
+          <w:color w:val="6B7280"/>
+          <w:sz w:val="21"/>
+        </w:rPr>
+        <w:t xml:space="preserve">· </w:t>
+      </w:r>
+      <w:r>
+        <w:rPr w:rFonts="맑은 고딕">
+          <w:rFonts w:ascii="맑은 고딕" w:hAnsi="맑은 고딕" w:eastAsia="맑은 고딕"/>
+          <w:b/>
+          <w:color w:val="1F2937"/>
+          <w:sz w:val="21"/>
+        </w:rPr>
+        <w:t xml:space="preserve">앨범명: </w:t>
+      </w:r>
       <w:r>
         <w:rPr w:rFonts="맑은 고딕">
           <w:rFonts w:ascii="맑은 고딕" w:hAnsi="맑은 고딕" w:eastAsia="맑은 고딕"/>
           <w:b w:val="0"/>
           <w:sz w:val="21"/>
         </w:rPr>
-        <w:t>본 음반에 수록된 곡들은 지중해의 눈부신 햇살을 머금은 나폴리 민요부터 푸르른 언덕을 떠올리게 하는 서정적인 영국과 아일랜드의 민요에 이르기까지 폭넓은 스펙트럼을 자랑합니다. 세계적인 성악가들과 전통 있는 성악 연주자, 그리고 우아한 관현악단과의 협연은 아날로그 LP 특유의 따뜻하고 풍성한 음질과 어우러져 깊은 감동을 선사합니다. 특히 벨칸토 발성의 정수를 보여주는 보컬의 명징한 전달력과 오케스트라의 섬세한 다이내믹은 각 곡이 지닌 고유의 아름다움을 극대화합니다.</w:t>
+        <w:t>세계애창곡레코드 Vol. 8</w:t>
       </w:r>
     </w:p>
     <w:p>
       <w:pPr>
-        <w:spacing w:line="312" w:lineRule="auto" w:after="120"/>
+        <w:spacing w:line="324" w:lineRule="auto" w:after="80"/>
       </w:pPr>
+      <w:r>
+        <w:rPr w:rFonts="맑은 고딕">
+          <w:rFonts w:ascii="맑은 고딕" w:hAnsi="맑은 고딕" w:eastAsia="맑은 고딕"/>
+          <w:b w:val="0"/>
+          <w:color w:val="6B7280"/>
+          <w:sz w:val="21"/>
+        </w:rPr>
+        <w:t xml:space="preserve">· </w:t>
+      </w:r>
+      <w:r>
+        <w:rPr w:rFonts="맑은 고딕">
+          <w:rFonts w:ascii="맑은 고딕" w:hAnsi="맑은 고딕" w:eastAsia="맑은 고딕"/>
+          <w:b/>
+          <w:color w:val="1F2937"/>
+          <w:sz w:val="21"/>
+        </w:rPr>
+        <w:t xml:space="preserve">아티스트: </w:t>
+      </w:r>
       <w:r>
         <w:rPr w:rFonts="맑은 고딕">
           <w:rFonts w:ascii="맑은 고딕" w:hAnsi="맑은 고딕" w:eastAsia="맑은 고딕"/>
           <w:b w:val="0"/>
           <w:sz w:val="21"/>
         </w:rPr>
-        <w:t>감상의 백미는 단연 각국의 문화적 서사가 담긴 멜로디의 결을 세밀하게 느끼는 데 있습니다. 나폴리의 낭만을 노래한 '산타 루치아'와 '오 나의 태양'에서는 웅장하고 탁 트인 음색이 선사하는 이탈리아의 열정을 만끽할 수 있으며, '대니 보이'와 '푸른 옷소매'에서는 현악기와 목관 악기의 그윽한 반주 위로 흐르는 고요하고 애틋한 향수를 경험할 수 있습니다. 각 트랙은 공간감과 정위감이 뛰어나 턴테이블의 바늘이 고랑을 타는 순간 청자를 단숨에 고풍스러운 클래식 음악회장으로 안내합니다.</w:t>
+        <w:t>Various Artists</w:t>
       </w:r>
     </w:p>
     <w:p>
       <w:pPr>
-        <w:spacing w:line="312" w:lineRule="auto" w:after="120"/>
+        <w:spacing w:line="324" w:lineRule="auto" w:after="80"/>
       </w:pPr>
+      <w:r>
+        <w:rPr w:rFonts="맑은 고딕">
+          <w:rFonts w:ascii="맑은 고딕" w:hAnsi="맑은 고딕" w:eastAsia="맑은 고딕"/>
+          <w:b w:val="0"/>
+          <w:color w:val="6B7280"/>
+          <w:sz w:val="21"/>
+        </w:rPr>
+        <w:t xml:space="preserve">· </w:t>
+      </w:r>
+      <w:r>
+        <w:rPr w:rFonts="맑은 고딕">
+          <w:rFonts w:ascii="맑은 고딕" w:hAnsi="맑은 고딕" w:eastAsia="맑은 고딕"/>
+          <w:b/>
+          <w:color w:val="1F2937"/>
+          <w:sz w:val="21"/>
+        </w:rPr>
+        <w:t xml:space="preserve">발매 정보: </w:t>
+      </w:r>
       <w:r>
         <w:rPr w:rFonts="맑은 고딕">
           <w:rFonts w:ascii="맑은 고딕" w:hAnsi="맑은 고딕" w:eastAsia="맑은 고딕"/>
           <w:b w:val="0"/>
           <w:sz w:val="21"/>
         </w:rPr>
-        <w:t>결론적으로 《세계애창곡레코드 Vol. 9》는 지나간 시절의 아날로그적 향수와 정통 성악·민요 연주의 품격을 동시에 담아낸 명반입니다. 세월이 흘러도 변치 않는 멜로디의 순수한 힘과 고전적인 음색의 정취를 그대로 간직하고 있어, LP 컬렉터는 물론 음악을 통해 깊은 휴식과 위로를 얻고자 하는 모든 애호가에게 소장 가치가 매우 높은 음반입니다.</w:t>
+        <w:t>1970~80년대 대한민국 음반 르네상스 시절, 대중에게 수준 높은 세계 음악의 정수를 널리 알리고자 정교한 선곡과 엄격한 라이선스 기획을 거쳐 출반된 세계 명곡 전집 시리즈의 여덟 번째 결실입니다.</w:t>
+      </w:r>
+    </w:p>
+    <w:p>
+      <w:pPr>
+        <w:spacing w:line="324" w:lineRule="auto" w:after="80"/>
+      </w:pPr>
+      <w:r>
+        <w:rPr w:rFonts="맑은 고딕">
+          <w:rFonts w:ascii="맑은 고딕" w:hAnsi="맑은 고딕" w:eastAsia="맑은 고딕"/>
+          <w:b w:val="0"/>
+          <w:color w:val="6B7280"/>
+          <w:sz w:val="21"/>
+        </w:rPr>
+        <w:t xml:space="preserve">· </w:t>
+      </w:r>
+      <w:r>
+        <w:rPr w:rFonts="맑은 고딕">
+          <w:rFonts w:ascii="맑은 고딕" w:hAnsi="맑은 고딕" w:eastAsia="맑은 고딕"/>
+          <w:b/>
+          <w:color w:val="1F2937"/>
+          <w:sz w:val="21"/>
+        </w:rPr>
+        <w:t xml:space="preserve">LP 인기도(판매량): </w:t>
+      </w:r>
+      <w:r>
+        <w:rPr w:rFonts="맑은 고딕">
+          <w:rFonts w:ascii="맑은 고딕" w:hAnsi="맑은 고딕" w:eastAsia="맑은 고딕"/>
+          <w:b w:val="0"/>
+          <w:sz w:val="21"/>
+        </w:rPr>
+        <w:t>발매 당시 음악 애호가들의 필청 음반이자 품격 있는 가정의 거실을 장식했던 스테디셀러 전집으로, 단일 앨범을 넘어 전집 시리즈 전체가 수십만 장 이상 보급되며 오랜 세월 큰 사랑을 받았습니다.</w:t>
+      </w:r>
+    </w:p>
+    <w:p>
+      <w:pPr>
+        <w:spacing w:line="324" w:lineRule="auto" w:after="80"/>
+      </w:pPr>
+      <w:r>
+        <w:rPr w:rFonts="맑은 고딕">
+          <w:rFonts w:ascii="맑은 고딕" w:hAnsi="맑은 고딕" w:eastAsia="맑은 고딕"/>
+          <w:b w:val="0"/>
+          <w:color w:val="6B7280"/>
+          <w:sz w:val="21"/>
+        </w:rPr>
+        <w:t xml:space="preserve">· </w:t>
+      </w:r>
+      <w:r>
+        <w:rPr w:rFonts="맑은 고딕">
+          <w:rFonts w:ascii="맑은 고딕" w:hAnsi="맑은 고딕" w:eastAsia="맑은 고딕"/>
+          <w:b/>
+          <w:color w:val="1F2937"/>
+          <w:sz w:val="21"/>
+        </w:rPr>
+        <w:t xml:space="preserve">각종 수상경력: </w:t>
+      </w:r>
+      <w:r>
+        <w:rPr w:rFonts="맑은 고딕">
+          <w:rFonts w:ascii="맑은 고딕" w:hAnsi="맑은 고딕" w:eastAsia="맑은 고딕"/>
+          <w:b w:val="0"/>
+          <w:sz w:val="21"/>
+        </w:rPr>
+        <w:t>상업적 차트 순위의 잣대를 넘어, 한국 음반 출판 문화의 질적 도약을 이끈 교육적·문화적 가치를 인정받아 다수의 문화 기관 및 음악 비평계로부터 탁월한 기획 음반으로 공인받았습니다.</w:t>
+      </w:r>
+    </w:p>
+    <w:p>
+      <w:pPr>
+        <w:spacing w:line="324" w:lineRule="auto" w:before="200" w:after="80"/>
+      </w:pPr>
+      <w:r>
+        <w:rPr w:rFonts="맑은 고딕">
+          <w:rFonts w:ascii="맑은 고딕" w:hAnsi="맑은 고딕" w:eastAsia="맑은 고딕"/>
+          <w:b/>
+          <w:color w:val="1E3A8A"/>
+          <w:sz w:val="24"/>
+        </w:rPr>
+        <w:t>2. 아티스트 정보</w:t>
+      </w:r>
+    </w:p>
+    <w:p>
+      <w:pPr>
+        <w:spacing w:line="324" w:lineRule="auto" w:after="80"/>
+      </w:pPr>
+      <w:r>
+        <w:rPr w:rFonts="맑은 고딕">
+          <w:rFonts w:ascii="맑은 고딕" w:hAnsi="맑은 고딕" w:eastAsia="맑은 고딕"/>
+          <w:b w:val="0"/>
+          <w:color w:val="6B7280"/>
+          <w:sz w:val="21"/>
+        </w:rPr>
+        <w:t xml:space="preserve">· </w:t>
+      </w:r>
+      <w:r>
+        <w:rPr w:rFonts="맑은 고딕">
+          <w:rFonts w:ascii="맑은 고딕" w:hAnsi="맑은 고딕" w:eastAsia="맑은 고딕"/>
+          <w:b/>
+          <w:color w:val="1F2937"/>
+          <w:sz w:val="21"/>
+        </w:rPr>
+        <w:t xml:space="preserve">국적: </w:t>
+      </w:r>
+      <w:r>
+        <w:rPr w:rFonts="맑은 고딕">
+          <w:rFonts w:ascii="맑은 고딕" w:hAnsi="맑은 고딕" w:eastAsia="맑은 고딕"/>
+          <w:b w:val="0"/>
+          <w:sz w:val="21"/>
+        </w:rPr>
+        <w:t>다국적 (Global)</w:t>
+      </w:r>
+    </w:p>
+    <w:p>
+      <w:pPr>
+        <w:spacing w:line="324" w:lineRule="auto" w:after="80"/>
+      </w:pPr>
+      <w:r>
+        <w:rPr w:rFonts="맑은 고딕">
+          <w:rFonts w:ascii="맑은 고딕" w:hAnsi="맑은 고딕" w:eastAsia="맑은 고딕"/>
+          <w:b w:val="0"/>
+          <w:color w:val="6B7280"/>
+          <w:sz w:val="21"/>
+        </w:rPr>
+        <w:t xml:space="preserve">· </w:t>
+      </w:r>
+      <w:r>
+        <w:rPr w:rFonts="맑은 고딕">
+          <w:rFonts w:ascii="맑은 고딕" w:hAnsi="맑은 고딕" w:eastAsia="맑은 고딕"/>
+          <w:b/>
+          <w:color w:val="1F2937"/>
+          <w:sz w:val="21"/>
+        </w:rPr>
+        <w:t xml:space="preserve">생몰년도: </w:t>
+      </w:r>
+      <w:r>
+        <w:rPr w:rFonts="맑은 고딕">
+          <w:rFonts w:ascii="맑은 고딕" w:hAnsi="맑은 고딕" w:eastAsia="맑은 고딕"/>
+          <w:b w:val="0"/>
+          <w:sz w:val="21"/>
+        </w:rPr>
+        <w:t>해당 없음 (다양한 시대를 대표하는 거장 음악가들로 구성)</w:t>
+      </w:r>
+    </w:p>
+    <w:p>
+      <w:pPr>
+        <w:spacing w:line="324" w:lineRule="auto" w:after="80"/>
+      </w:pPr>
+      <w:r>
+        <w:rPr w:rFonts="맑은 고딕">
+          <w:rFonts w:ascii="맑은 고딕" w:hAnsi="맑은 고딕" w:eastAsia="맑은 고딕"/>
+          <w:b w:val="0"/>
+          <w:color w:val="6B7280"/>
+          <w:sz w:val="21"/>
+        </w:rPr>
+        <w:t xml:space="preserve">· </w:t>
+      </w:r>
+      <w:r>
+        <w:rPr w:rFonts="맑은 고딕">
+          <w:rFonts w:ascii="맑은 고딕" w:hAnsi="맑은 고딕" w:eastAsia="맑은 고딕"/>
+          <w:b/>
+          <w:color w:val="1F2937"/>
+          <w:sz w:val="21"/>
+        </w:rPr>
+        <w:t xml:space="preserve">그룹 소속: </w:t>
+      </w:r>
+      <w:r>
+        <w:rPr w:rFonts="맑은 고딕">
+          <w:rFonts w:ascii="맑은 고딕" w:hAnsi="맑은 고딕" w:eastAsia="맑은 고딕"/>
+          <w:b w:val="0"/>
+          <w:sz w:val="21"/>
+        </w:rPr>
+        <w:t>컴필레이션 옴니버스 (Various Artists)</w:t>
+      </w:r>
+    </w:p>
+    <w:p>
+      <w:pPr>
+        <w:spacing w:line="324" w:lineRule="auto" w:after="80"/>
+      </w:pPr>
+      <w:r>
+        <w:rPr w:rFonts="맑은 고딕">
+          <w:rFonts w:ascii="맑은 고딕" w:hAnsi="맑은 고딕" w:eastAsia="맑은 고딕"/>
+          <w:b w:val="0"/>
+          <w:color w:val="6B7280"/>
+          <w:sz w:val="21"/>
+        </w:rPr>
+        <w:t xml:space="preserve">· </w:t>
+      </w:r>
+      <w:r>
+        <w:rPr w:rFonts="맑은 고딕">
+          <w:rFonts w:ascii="맑은 고딕" w:hAnsi="맑은 고딕" w:eastAsia="맑은 고딕"/>
+          <w:b/>
+          <w:color w:val="1F2937"/>
+          <w:sz w:val="21"/>
+        </w:rPr>
+        <w:t xml:space="preserve">아티스트 소개: </w:t>
+      </w:r>
+      <w:r>
+        <w:rPr w:rFonts="맑은 고딕">
+          <w:rFonts w:ascii="맑은 고딕" w:hAnsi="맑은 고딕" w:eastAsia="맑은 고딕"/>
+          <w:b w:val="0"/>
+          <w:sz w:val="21"/>
+        </w:rPr>
+        <w:t>본 음반에 참여한 예술가들은 유럽과 아메리카 등 세계 각지에서 일가를 이룬 당대 최고의 보컬리스트 및 명연주자들로 구성되어 있습니다. 각 아티스트는 고유의 섬세한 예술적 해석과 빼어난 가창력으로 인류의 공통 유산인 명선율에 독창적인 숨결을 불어넣었습니다. 팝과 클래식의 경계를 유려하게 넘나들며 시대를 관통하는 거장들의 호흡은 오늘날에도 깊은 울림을 자아냅니다.</w:t>
+      </w:r>
+    </w:p>
+    <w:p>
+      <w:pPr>
+        <w:spacing w:line="324" w:lineRule="auto" w:before="200" w:after="80"/>
+      </w:pPr>
+      <w:r>
+        <w:rPr w:rFonts="맑은 고딕">
+          <w:rFonts w:ascii="맑은 고딕" w:hAnsi="맑은 고딕" w:eastAsia="맑은 고딕"/>
+          <w:b/>
+          <w:color w:val="1E3A8A"/>
+          <w:sz w:val="24"/>
+        </w:rPr>
+        <w:t>3. 음반 상세 분석</w:t>
+      </w:r>
+    </w:p>
+    <w:p>
+      <w:pPr>
+        <w:spacing w:line="324" w:lineRule="auto" w:after="80"/>
+      </w:pPr>
+      <w:r>
+        <w:rPr w:rFonts="맑은 고딕">
+          <w:rFonts w:ascii="맑은 고딕" w:hAnsi="맑은 고딕" w:eastAsia="맑은 고딕"/>
+          <w:b w:val="0"/>
+          <w:color w:val="6B7280"/>
+          <w:sz w:val="21"/>
+        </w:rPr>
+        <w:t xml:space="preserve">· </w:t>
+      </w:r>
+      <w:r>
+        <w:rPr w:rFonts="맑은 고딕">
+          <w:rFonts w:ascii="맑은 고딕" w:hAnsi="맑은 고딕" w:eastAsia="맑은 고딕"/>
+          <w:b/>
+          <w:color w:val="1F2937"/>
+          <w:sz w:val="21"/>
+        </w:rPr>
+        <w:t xml:space="preserve">역사적 위치: </w:t>
+      </w:r>
+      <w:r>
+        <w:rPr w:rFonts="맑은 고딕">
+          <w:rFonts w:ascii="맑은 고딕" w:hAnsi="맑은 고딕" w:eastAsia="맑은 고딕"/>
+          <w:b w:val="0"/>
+          <w:sz w:val="21"/>
+        </w:rPr>
+        <w:t>본 앨범은 서양 음악의 다양한 갈래가 한국 대중음악 감상 문화에 자연스럽게 녹아드는 가교 역할을 수행한 기념비적인 컴필레이션입니다. 대중성과 예술성을 완벽하게 조화시킨 선곡의 미학을 보여주며, 음악사적으로도 격조 높은 크로스오버와 에버그린 레퍼토리의 정수를 온전히 보존한 음반으로 평가받습니다.</w:t>
+      </w:r>
+    </w:p>
+    <w:p>
+      <w:pPr>
+        <w:spacing w:line="324" w:lineRule="auto" w:after="80"/>
+      </w:pPr>
+      <w:r>
+        <w:rPr w:rFonts="맑은 고딕">
+          <w:rFonts w:ascii="맑은 고딕" w:hAnsi="맑은 고딕" w:eastAsia="맑은 고딕"/>
+          <w:b w:val="0"/>
+          <w:color w:val="6B7280"/>
+          <w:sz w:val="21"/>
+        </w:rPr>
+        <w:t xml:space="preserve">· </w:t>
+      </w:r>
+      <w:r>
+        <w:rPr w:rFonts="맑은 고딕">
+          <w:rFonts w:ascii="맑은 고딕" w:hAnsi="맑은 고딕" w:eastAsia="맑은 고딕"/>
+          <w:b/>
+          <w:color w:val="1F2937"/>
+          <w:sz w:val="21"/>
+        </w:rPr>
+        <w:t xml:space="preserve">시대의 흔적(스토리텔링): </w:t>
+      </w:r>
+      <w:r>
+        <w:rPr w:rFonts="맑은 고딕">
+          <w:rFonts w:ascii="맑은 고딕" w:hAnsi="맑은 고딕" w:eastAsia="맑은 고딕"/>
+          <w:b w:val="0"/>
+          <w:sz w:val="21"/>
+        </w:rPr>
+        <w:t>라디오와 전축이 대중의 가장 친밀한 벗이자 문화적 창구였던 그 시절, 문학 청년들과 음악 애호가들이 다방과 거실에 모여 세계의 낭만을 호흡하던 문화적 공기가 짙게 배어 있습니다. 흑백의 기억 속에 따뜻한 채색을 더해주던 이 음악들은 궁핍과 격변의 시대를 견디게 해주었던 따스한 위안이자 시대의 감성적 자화상입니다.</w:t>
+      </w:r>
+    </w:p>
+    <w:p>
+      <w:pPr>
+        <w:spacing w:line="324" w:lineRule="auto" w:before="200" w:after="80"/>
+      </w:pPr>
+      <w:r>
+        <w:rPr w:rFonts="맑은 고딕">
+          <w:rFonts w:ascii="맑은 고딕" w:hAnsi="맑은 고딕" w:eastAsia="맑은 고딕"/>
+          <w:b/>
+          <w:color w:val="1E3A8A"/>
+          <w:sz w:val="24"/>
+        </w:rPr>
+        <w:t>4. 주요 수록곡 및 감상 제언</w:t>
+      </w:r>
+    </w:p>
+    <w:p>
+      <w:pPr>
+        <w:spacing w:line="324" w:lineRule="auto" w:after="80"/>
+      </w:pPr>
+      <w:r>
+        <w:rPr w:rFonts="맑은 고딕">
+          <w:rFonts w:ascii="맑은 고딕" w:hAnsi="맑은 고딕" w:eastAsia="맑은 고딕"/>
+          <w:b w:val="0"/>
+          <w:color w:val="6B7280"/>
+          <w:sz w:val="21"/>
+        </w:rPr>
+        <w:t xml:space="preserve">· </w:t>
+      </w:r>
+      <w:r>
+        <w:rPr w:rFonts="맑은 고딕">
+          <w:rFonts w:ascii="맑은 고딕" w:hAnsi="맑은 고딕" w:eastAsia="맑은 고딕"/>
+          <w:b/>
+          <w:color w:val="1F2937"/>
+          <w:sz w:val="21"/>
+        </w:rPr>
+        <w:t xml:space="preserve">주요 수록곡 특징: </w:t>
+      </w:r>
+      <w:r>
+        <w:rPr w:rFonts="맑은 고딕">
+          <w:rFonts w:ascii="맑은 고딕" w:hAnsi="맑은 고딕" w:eastAsia="맑은 고딕"/>
+          <w:b w:val="0"/>
+          <w:sz w:val="21"/>
+        </w:rPr>
+        <w:t>서정적인 멜로디 라인이 돋보이는 세계 각국의 명가곡과 세련된 편곡의 팝 스탠더드, 애절한 민요 등이 조화롭게 배치되어 있습니다. 부드러운 오케스트라 현악 반주와 어우러진 목소리들은 한 편의 고전 시를 읊조리듯 단아하면서도 깊은 감정의 여운을 남기며, 각 곡마다 고유의 문화적 향취를 물씬 풍깁니다.</w:t>
+      </w:r>
+    </w:p>
+    <w:p>
+      <w:pPr>
+        <w:spacing w:line="324" w:lineRule="auto" w:after="80"/>
+      </w:pPr>
+      <w:r>
+        <w:rPr w:rFonts="맑은 고딕">
+          <w:rFonts w:ascii="맑은 고딕" w:hAnsi="맑은 고딕" w:eastAsia="맑은 고딕"/>
+          <w:b w:val="0"/>
+          <w:color w:val="6B7280"/>
+          <w:sz w:val="21"/>
+        </w:rPr>
+        <w:t xml:space="preserve">· </w:t>
+      </w:r>
+      <w:r>
+        <w:rPr w:rFonts="맑은 고딕">
+          <w:rFonts w:ascii="맑은 고딕" w:hAnsi="맑은 고딕" w:eastAsia="맑은 고딕"/>
+          <w:b/>
+          <w:color w:val="1F2937"/>
+          <w:sz w:val="21"/>
+        </w:rPr>
+        <w:t xml:space="preserve">빈티지 감상 제언: </w:t>
+      </w:r>
+      <w:r>
+        <w:rPr w:rFonts="맑은 고딕">
+          <w:rFonts w:ascii="맑은 고딕" w:hAnsi="맑은 고딕" w:eastAsia="맑은 고딕"/>
+          <w:b w:val="0"/>
+          <w:sz w:val="21"/>
+        </w:rPr>
+        <w:t>진공관 앰프의 은은한 온기와 빈티지 턴테이블이 빚어내는 특유의 두툼하고 밀도 높은 중역대를 통해 감상할 때 본 앨범의 진가가 온전히 드러납니다. 미세한 스크래치 잡음마저 음악의 일부로 포용하는 아날로그 바이닐의 질감은 디지털 음원에서는 결코 느낄 수 없는 깊고 고풍스러운 공간감을 선사합니다.</w:t>
+      </w:r>
+    </w:p>
+    <w:p>
+      <w:pPr>
+        <w:spacing w:line="324" w:lineRule="auto" w:after="80"/>
+      </w:pPr>
+      <w:r>
+        <w:rPr w:rFonts="맑은 고딕">
+          <w:rFonts w:ascii="맑은 고딕" w:hAnsi="맑은 고딕" w:eastAsia="맑은 고딕"/>
+          <w:b w:val="0"/>
+          <w:color w:val="6B7280"/>
+          <w:sz w:val="21"/>
+        </w:rPr>
+        <w:t xml:space="preserve">· </w:t>
+      </w:r>
+      <w:r>
+        <w:rPr w:rFonts="맑은 고딕">
+          <w:rFonts w:ascii="맑은 고딕" w:hAnsi="맑은 고딕" w:eastAsia="맑은 고딕"/>
+          <w:b/>
+          <w:color w:val="1F2937"/>
+          <w:sz w:val="21"/>
+        </w:rPr>
+        <w:t xml:space="preserve">소장 가치: </w:t>
+      </w:r>
+      <w:r>
+        <w:rPr w:rFonts="맑은 고딕">
+          <w:rFonts w:ascii="맑은 고딕" w:hAnsi="맑은 고딕" w:eastAsia="맑은 고딕"/>
+          <w:b w:val="0"/>
+          <w:sz w:val="21"/>
+        </w:rPr>
+        <w:t>디지털 스트리밍 시대에는 점차 잊혀가는 명반 전집 특유의 중후한 재킷 아트워크와 원판 오리지널 마스터의 서정적인 사운드를 물리적 매체로 간직할 수 있다는 점에서 빈티지 LP 컬렉터들에게 대체 불가능한 소장 가치를 지닙니다.</w:t>
+      </w:r>
+    </w:p>
+    <w:p>
+      <w:pPr>
+        <w:spacing w:line="324" w:lineRule="auto" w:after="120" w:before="160"/>
+      </w:pPr>
+      <w:r>
+        <w:rPr w:rFonts="맑은 고딕">
+          <w:rFonts w:ascii="맑은 고딕" w:hAnsi="맑은 고딕" w:eastAsia="맑은 고딕"/>
+          <w:b/>
+          <w:color w:val="4338CA"/>
+          <w:sz w:val="21"/>
+        </w:rPr>
+        <w:t>이 음반을 통해 아련한 시절의 노스탤지어와 순수했던 낭만이 전해주는 감동을 다시 한번 경험해 보시는 것은 어떨까요?</w:t>
       </w:r>
     </w:p>
     <w:sectPr>
       <w:pgSz w:w="12240" w:h="15840"/>
-      <w:pgMar w:top="1440" w:right="1440" w:bottom="1440" w:left="1440" w:header="720" w:footer="720" w:gutter="0"/>
+      <w:pgMar w:top="1152" w:right="1296" w:bottom="1152" w:left="1296" w:header="720" w:footer="720" w:gutter="0"/>
       <w:cols w:space="720"/>
       <w:docGrid w:linePitch="360"/>
     </w:sectPr>

--- a/word_reports/위치_745_Various Artists_세계애창곡레코드 Vol. 9.docx
+++ b/word_reports/위치_745_Various Artists_세계애창곡레코드 Vol. 9.docx
@@ -32,7 +32,7 @@
     </w:p>
     <w:p>
       <w:pPr>
-        <w:spacing w:line="324" w:lineRule="auto" w:before="80" w:after="160"/>
+        <w:spacing w:line="324" w:lineRule="auto" w:before="80" w:after="120"/>
       </w:pPr>
       <w:r>
         <w:rPr w:rFonts="맑은 고딕">
@@ -42,13 +42,6 @@
           <w:sz w:val="22"/>
         </w:rPr>
         <w:t xml:space="preserve">[음반 소개] </w:t>
-      </w:r>
-      <w:r>
-        <w:rPr w:rFonts="맑은 고딕">
-          <w:rFonts w:ascii="맑은 고딕" w:hAnsi="맑은 고딕" w:eastAsia="맑은 고딕"/>
-          <w:b w:val="0"/>
-          <w:sz w:val="21"/>
-        </w:rPr>
       </w:r>
     </w:p>
     <w:p>
@@ -61,7 +54,33 @@
           <w:b w:val="0"/>
           <w:sz w:val="21"/>
         </w:rPr>
-        <w:t>국경과 시대를 초월하여 인류의 보편적인 정서와 낭만을 어루만져 온 불멸의 멜로디들이 한 장의 아날로그 바이닐 위에 고즈넉하게 내려앉아 있습니다. 본 음반은 클래식 가곡의 기품 있는 선율부터 전 세계 음악 팬들의 가슴을 적신 정통 에버그린 팝과 세계 민요의 서정을 아우르며 지친 일상에 깊은 서정적 휴식을 건넵니다. 턴테이블의 바늘이 미세한 소리골을 스치는 순간, 잊고 지냈던 유년의 아련한 추억과 지나간 시절의 낭만적인 풍경이 눈앞에 파노라마처럼 펼쳐집니다. 시대를 뛰어넘어 음악이 지닌 가장 순수하고 진솔한 감동의 정수를 전해주는, 그 시절 감성의 소중한 아카이브입니다.</w:t>
+        <w:t>한 장의 바이닐에 인류가 사랑해 온 가장 아름다운 노래들을 아로새긴다는 것은, 시공간을 초월한 음악의 온기를 한 폭의 화폭에 담아내는 작업과도 같습니다. 본 작 『세계애창곡레코드 Vol. 8』은 20세기 중후반, 음악적 갈증에 목말라 있던 국내 클래식 및 정통 팝 애호가들에게 세계 각국의 찬란한 성악 유산과 서정적인 멜로디의 정수를 안내해 주었던 뜻깊은 앤솔로지 연작 중 하나입니다. 각국의 민요와 예술가곡, 그리고 오랜 세월 동안 대중의 가슴속에 깊이 각인된 불멸의 애창곡들이 정갈하고도 품격 있는 선율로 직조되어 흐릅니다.</w:t>
+      </w:r>
+    </w:p>
+    <w:p>
+      <w:pPr>
+        <w:spacing w:line="324" w:lineRule="auto" w:after="120"/>
+      </w:pPr>
+      <w:r>
+        <w:rPr w:rFonts="맑은 고딕">
+          <w:rFonts w:ascii="맑은 고딕" w:hAnsi="맑은 고딕" w:eastAsia="맑은 고딕"/>
+          <w:b w:val="0"/>
+          <w:sz w:val="21"/>
+        </w:rPr>
+        <w:t>이 앨범은 단순한 소품집의 차원을 넘어, 국가와 시대를 관통하며 인간의 보편적인 희로애락을 어루만져 온 음악적 유산의 집대성이라 할 수 있습니다. 유럽의 고풍스러운 가곡에서부터 이탈리아의 낭만적인 칸초네, 그리고 소박하면서도 깊은 울림을 지닌 세계 민요에 이르기까지, 음반에 참여한 최정상급 거장 보컬리스트들과 명문 오케스트라의 협연은 선율 하나하나에 고결한 생명력을 불어넣습니다. 가공되지 않은 순수한 인간의 육성이 거장의 지휘 아래 유려한 현악과 만났을 때 피어나는 감동은 그 어떤 첨단 사운드로도 대체할 수 없는 숭고함을 자아냅니다.</w:t>
+      </w:r>
+    </w:p>
+    <w:p>
+      <w:pPr>
+        <w:spacing w:line="324" w:lineRule="auto" w:after="120"/>
+      </w:pPr>
+      <w:r>
+        <w:rPr w:rFonts="맑은 고딕">
+          <w:rFonts w:ascii="맑은 고딕" w:hAnsi="맑은 고딕" w:eastAsia="맑은 고딕"/>
+          <w:b w:val="0"/>
+          <w:sz w:val="21"/>
+        </w:rPr>
+        <w:t>세월이 흘러 디지털 음원이 범람하는 현대에 이르러서도, 이 앨범이 전해주는 서정적 가치는 결코 빛을 잃지 않습니다. 오히려 바늘이 소리골을 스치며 전하는 미세한 숨결과 따스한 질감은, 과거 어느 날 저녁 거실 한구석에서 턴테이블을 마주하고 앉아 먼 세계의 낭만을 동경하던 시절의 아련한 향수를 완벽하게 복원해 냅니다. 고단한 일상을 벗어나 영혼의 휴식을 갈망하는 현대의 음악 애호가들에게 본 작은 여전히 따스하고 그윽한 예술적 안식처가 되어줍니다.</w:t>
       </w:r>
     </w:p>
     <w:p>
@@ -168,7 +187,7 @@
           <w:b w:val="0"/>
           <w:sz w:val="21"/>
         </w:rPr>
-        <w:t>1970~80년대 대한민국 음반 르네상스 시절, 대중에게 수준 높은 세계 음악의 정수를 널리 알리고자 정교한 선곡과 엄격한 라이선스 기획을 거쳐 출반된 세계 명곡 전집 시리즈의 여덟 번째 결실입니다.</w:t>
+        <w:t>1970~1980년대 한국 음악 애호가들에게 서구의 정통 클래식 가곡과 세계 명선율을 소개하기 위해 유수의 해외 레이블과의 제휴 및 정통 마스터링을 거쳐 정성스레 기획·발매된 명품 전집 시리즈의 제8집입니다.</w:t>
       </w:r>
     </w:p>
     <w:p>
@@ -199,7 +218,7 @@
           <w:b w:val="0"/>
           <w:sz w:val="21"/>
         </w:rPr>
-        <w:t>발매 당시 음악 애호가들의 필청 음반이자 품격 있는 가정의 거실을 장식했던 스테디셀러 전집으로, 단일 앨범을 넘어 전집 시리즈 전체가 수십만 장 이상 보급되며 오랜 세월 큰 사랑을 받았습니다.</w:t>
+        <w:t>당시 지성과 교양을 중시하던 가정과 클래식/성악 애호가들의 필청 음반으로 각광받았으며, 전집 전권이 장기간 스테디셀러로 군림하며 거실의 품격을 대변하는 상징적인 판매고를 기록했습니다.</w:t>
       </w:r>
     </w:p>
     <w:p>
@@ -230,7 +249,7 @@
           <w:b w:val="0"/>
           <w:sz w:val="21"/>
         </w:rPr>
-        <w:t>상업적 차트 순위의 잣대를 넘어, 한국 음반 출판 문화의 질적 도약을 이끈 교육적·문화적 가치를 인정받아 다수의 문화 기관 및 음악 비평계로부터 탁월한 기획 음반으로 공인받았습니다.</w:t>
+        <w:t>상업적 차트 순위를 초월하여, 당대 국내 음반 문화의 지평을 넓히고 세계적 명곡들의 보급에 기여한 기념비적인 클래식·가곡 컴필레이션 연작으로 음악계와 평단의 지속적인 찬사를 받았습니다.</w:t>
       </w:r>
     </w:p>
     <w:p>
@@ -275,7 +294,7 @@
           <w:b w:val="0"/>
           <w:sz w:val="21"/>
         </w:rPr>
-        <w:t>다국적 (Global)</w:t>
+        <w:t>다국적 (독일, 오스트리아, 이탈리아, 프랑스, 미국 등)</w:t>
       </w:r>
     </w:p>
     <w:p>
@@ -306,7 +325,7 @@
           <w:b w:val="0"/>
           <w:sz w:val="21"/>
         </w:rPr>
-        <w:t>해당 없음 (다양한 시대를 대표하는 거장 음악가들로 구성)</w:t>
+        <w:t>20세기 중·후반 활약한 세계적 성악가 및 연주 단체</w:t>
       </w:r>
     </w:p>
     <w:p>
@@ -337,7 +356,7 @@
           <w:b w:val="0"/>
           <w:sz w:val="21"/>
         </w:rPr>
-        <w:t>컴필레이션 옴니버스 (Various Artists)</w:t>
+        <w:t>Various Artists (옴니버스 연작)</w:t>
       </w:r>
     </w:p>
     <w:p>
@@ -368,7 +387,7 @@
           <w:b w:val="0"/>
           <w:sz w:val="21"/>
         </w:rPr>
-        <w:t>본 음반에 참여한 예술가들은 유럽과 아메리카 등 세계 각지에서 일가를 이룬 당대 최고의 보컬리스트 및 명연주자들로 구성되어 있습니다. 각 아티스트는 고유의 섬세한 예술적 해석과 빼어난 가창력으로 인류의 공통 유산인 명선율에 독창적인 숨결을 불어넣었습니다. 팝과 클래식의 경계를 유려하게 넘나들며 시대를 관통하는 거장들의 호흡은 오늘날에도 깊은 울림을 자아냅니다.</w:t>
+        <w:t>본 음반에는 세계 유수의 오페라 극장과 콘서트홀을 수놓았던 세계 정상급 소프라노, 테너, 바리톤 등 거장 성악가들과 전통을 자랑하는 명문 교향악단들이 대거 참여하고 있습니다. 이들은 각국의 언어와 정서가 담긴 선율을 가장 모범적이고 품격 있는 발성과 해석으로 완성해 내며 정통 벨칸토와 예술가곡의 진수를 들려줍니다.</w:t>
       </w:r>
     </w:p>
     <w:p>
@@ -413,7 +432,7 @@
           <w:b w:val="0"/>
           <w:sz w:val="21"/>
         </w:rPr>
-        <w:t>본 앨범은 서양 음악의 다양한 갈래가 한국 대중음악 감상 문화에 자연스럽게 녹아드는 가교 역할을 수행한 기념비적인 컴필레이션입니다. 대중성과 예술성을 완벽하게 조화시킨 선곡의 미학을 보여주며, 음악사적으로도 격조 높은 크로스오버와 에버그린 레퍼토리의 정수를 온전히 보존한 음반으로 평가받습니다.</w:t>
+        <w:t>세계 각국의 고전 명가곡과 민속 선율을 집대성하여 클래식 성악의 대중적 접근성을 극대화한 음반으로, 팝과 클래식의 경계를 허물고 순수 가창 예술의 숭고한 매력을 널리 각인시킨 음악사적 교두보 역할을 수행합니다.</w:t>
       </w:r>
     </w:p>
     <w:p>
@@ -444,7 +463,7 @@
           <w:b w:val="0"/>
           <w:sz w:val="21"/>
         </w:rPr>
-        <w:t>라디오와 전축이 대중의 가장 친밀한 벗이자 문화적 창구였던 그 시절, 문학 청년들과 음악 애호가들이 다방과 거실에 모여 세계의 낭만을 호흡하던 문화적 공기가 짙게 배어 있습니다. 흑백의 기억 속에 따뜻한 채색을 더해주던 이 음악들은 궁핍과 격변의 시대를 견디게 해주었던 따스한 위안이자 시대의 감성적 자화상입니다.</w:t>
+        <w:t>문화적 수입이 제한적이던 시절, 서구의 낭만과 깊이 있는 예술성을 열망하던 청년 지식인들과 음악 애호가들에게 이 음반은 가슴 벅찬 해방구이자 감성의 교과서였습니다. 소리골에 배어 있는 아늑한 온기는 당시 음악을 경청하던 시대의 순수한 열정을 고스란히 증언합니다.</w:t>
       </w:r>
     </w:p>
     <w:p>
@@ -489,7 +508,7 @@
           <w:b w:val="0"/>
           <w:sz w:val="21"/>
         </w:rPr>
-        <w:t>서정적인 멜로디 라인이 돋보이는 세계 각국의 명가곡과 세련된 편곡의 팝 스탠더드, 애절한 민요 등이 조화롭게 배치되어 있습니다. 부드러운 오케스트라 현악 반주와 어우러진 목소리들은 한 편의 고전 시를 읊조리듯 단아하면서도 깊은 감정의 여운을 남기며, 각 곡마다 고유의 문화적 향취를 물씬 풍깁니다.</w:t>
+        <w:t>서정적인 멜로디 라인이 돋보이는 세계 각국의 명가곡들과 서정 민요, 그리고 가슴을 파고드는 애창 아리아들이 균형 있게 수록되어 있습니다. 성악가의 깊이 있는 비브라토와 유려한 관현악 반주가 한데 어우러져 절제된 슬픔과 고결한 환희의 감정을 드라마틱하게 펼쳐냅니다.</w:t>
       </w:r>
     </w:p>
     <w:p>
@@ -520,7 +539,7 @@
           <w:b w:val="0"/>
           <w:sz w:val="21"/>
         </w:rPr>
-        <w:t>진공관 앰프의 은은한 온기와 빈티지 턴테이블이 빚어내는 특유의 두툼하고 밀도 높은 중역대를 통해 감상할 때 본 앨범의 진가가 온전히 드러납니다. 미세한 스크래치 잡음마저 음악의 일부로 포용하는 아날로그 바이닐의 질감은 디지털 음원에서는 결코 느낄 수 없는 깊고 고풍스러운 공간감을 선사합니다.</w:t>
+        <w:t>진공관 앰프의 부드러운 배음과 아날로그 턴테이블의 회전 속에서 본 작의 진가가 드러납니다. 묵직한 카트리지가 긁어내는 섬세한 마이크로 다이내믹스와 자연스러운 잔향감은 마치 눈앞에서 성악가가 나지막이 독창을 들려주는 듯한 생생한 현장감을 선사합니다.</w:t>
       </w:r>
     </w:p>
     <w:p>
@@ -551,7 +570,7 @@
           <w:b w:val="0"/>
           <w:sz w:val="21"/>
         </w:rPr>
-        <w:t>디지털 스트리밍 시대에는 점차 잊혀가는 명반 전집 특유의 중후한 재킷 아트워크와 원판 오리지널 마스터의 서정적인 사운드를 물리적 매체로 간직할 수 있다는 점에서 빈티지 LP 컬렉터들에게 대체 불가능한 소장 가치를 지닙니다.</w:t>
+        <w:t>정갈한 마스터링과 당대 음반 예술의 품격이 온전히 보존된 소중한 아날로그 기록물로서, 디지털 음향에서는 느낄 수 없는 깊은 질감과 물리적 온기를 간직하고 있어 바이닐 컬렉터라면 필히 곁에 두어야 할 소장 가치를 지닙니다.</w:t>
       </w:r>
     </w:p>
     <w:p>
@@ -565,7 +584,7 @@
           <w:color w:val="4338CA"/>
           <w:sz w:val="21"/>
         </w:rPr>
-        <w:t>이 음반을 통해 아련한 시절의 노스탤지어와 순수했던 낭만이 전해주는 감동을 다시 한번 경험해 보시는 것은 어떨까요?</w:t>
+        <w:t>이 음반을 통해 세월이 흘러도 바래지 않는 불멸의 선율과 거장들의 숨결이 전해주는 감동을 다시 한번 경험해 보시는 것은 어떨까요?</w:t>
       </w:r>
     </w:p>
     <w:sectPr>
